--- a/Regression/Logiistic reg/Logistic regression.docx
+++ b/Regression/Logiistic reg/Logistic regression.docx
@@ -21,6 +21,9 @@
         <w:t xml:space="preserve">  </w:t>
       </w:r>
       <w:r>
+        <w:rPr>
+          <w:noProof/>
+        </w:rPr>
         <w:drawing>
           <wp:inline distT="0" distB="0" distL="0" distR="0" wp14:anchorId="6A8912C8" wp14:editId="27A260B1">
             <wp:extent cx="5287113" cy="828791"/>
@@ -74,6 +77,9 @@
     <w:p/>
     <w:p>
       <w:r>
+        <w:rPr>
+          <w:noProof/>
+        </w:rPr>
         <w:lastRenderedPageBreak/>
         <w:drawing>
           <wp:inline distT="0" distB="0" distL="0" distR="0" wp14:anchorId="4093A01D" wp14:editId="2810FA62">
@@ -114,6 +120,9 @@
     </w:p>
     <w:p>
       <w:r>
+        <w:rPr>
+          <w:noProof/>
+        </w:rPr>
         <w:drawing>
           <wp:inline distT="0" distB="0" distL="0" distR="0" wp14:anchorId="2271A82B" wp14:editId="16740C71">
             <wp:extent cx="5731510" cy="1830070"/>
@@ -153,6 +162,9 @@
     </w:p>
     <w:p>
       <w:r>
+        <w:rPr>
+          <w:noProof/>
+        </w:rPr>
         <w:drawing>
           <wp:inline distT="0" distB="0" distL="0" distR="0" wp14:anchorId="51C5BF38" wp14:editId="566A0CA2">
             <wp:extent cx="5731510" cy="5716905"/>
@@ -192,6 +204,9 @@
     </w:p>
     <w:p>
       <w:r>
+        <w:rPr>
+          <w:noProof/>
+        </w:rPr>
         <w:drawing>
           <wp:inline distT="0" distB="0" distL="0" distR="0" wp14:anchorId="06121661" wp14:editId="2F445CE4">
             <wp:extent cx="5731510" cy="2711450"/>
@@ -231,6 +246,9 @@
     </w:p>
     <w:p>
       <w:r>
+        <w:rPr>
+          <w:noProof/>
+        </w:rPr>
         <w:drawing>
           <wp:inline distT="0" distB="0" distL="0" distR="0" wp14:anchorId="62E0B117" wp14:editId="7F216F54">
             <wp:extent cx="5731510" cy="4422140"/>
@@ -270,6 +288,9 @@
     </w:p>
     <w:p>
       <w:r>
+        <w:rPr>
+          <w:noProof/>
+        </w:rPr>
         <w:drawing>
           <wp:inline distT="0" distB="0" distL="0" distR="0" wp14:anchorId="7E17FBE5" wp14:editId="69A4D1CD">
             <wp:extent cx="5731510" cy="3088005"/>
@@ -309,6 +330,9 @@
     </w:p>
     <w:p>
       <w:r>
+        <w:rPr>
+          <w:noProof/>
+        </w:rPr>
         <w:drawing>
           <wp:inline distT="0" distB="0" distL="0" distR="0" wp14:anchorId="5407F1D2" wp14:editId="2F89DBD0">
             <wp:extent cx="5731510" cy="4090670"/>
@@ -348,6 +372,9 @@
     </w:p>
     <w:p>
       <w:r>
+        <w:rPr>
+          <w:noProof/>
+        </w:rPr>
         <w:drawing>
           <wp:inline distT="0" distB="0" distL="0" distR="0" wp14:anchorId="6892A3FB" wp14:editId="791B90C6">
             <wp:extent cx="5731510" cy="3717925"/>
@@ -387,6 +414,9 @@
     </w:p>
     <w:p>
       <w:r>
+        <w:rPr>
+          <w:noProof/>
+        </w:rPr>
         <w:drawing>
           <wp:inline distT="0" distB="0" distL="0" distR="0" wp14:anchorId="798272C7" wp14:editId="06C49BFB">
             <wp:extent cx="5731510" cy="4070985"/>
@@ -424,7 +454,1567 @@
         </w:drawing>
       </w:r>
     </w:p>
-    <w:p/>
+    <w:p>
+      <w:r>
+        <w:drawing>
+          <wp:inline distT="0" distB="0" distL="0" distR="0" wp14:anchorId="1376E953" wp14:editId="771383E8">
+            <wp:extent cx="5731510" cy="387985"/>
+            <wp:effectExtent l="0" t="0" r="2540" b="0"/>
+            <wp:docPr id="490742540" name="Picture 1"/>
+            <wp:cNvGraphicFramePr>
+              <a:graphicFrameLocks xmlns:a="http://schemas.openxmlformats.org/drawingml/2006/main" noChangeAspect="1"/>
+            </wp:cNvGraphicFramePr>
+            <a:graphic xmlns:a="http://schemas.openxmlformats.org/drawingml/2006/main">
+              <a:graphicData uri="http://schemas.openxmlformats.org/drawingml/2006/picture">
+                <pic:pic xmlns:pic="http://schemas.openxmlformats.org/drawingml/2006/picture">
+                  <pic:nvPicPr>
+                    <pic:cNvPr id="490742540" name=""/>
+                    <pic:cNvPicPr/>
+                  </pic:nvPicPr>
+                  <pic:blipFill>
+                    <a:blip r:embed="rId14"/>
+                    <a:stretch>
+                      <a:fillRect/>
+                    </a:stretch>
+                  </pic:blipFill>
+                  <pic:spPr>
+                    <a:xfrm>
+                      <a:off x="0" y="0"/>
+                      <a:ext cx="5731510" cy="387985"/>
+                    </a:xfrm>
+                    <a:prstGeom prst="rect">
+                      <a:avLst/>
+                    </a:prstGeom>
+                  </pic:spPr>
+                </pic:pic>
+              </a:graphicData>
+            </a:graphic>
+          </wp:inline>
+        </w:drawing>
+      </w:r>
+    </w:p>
+    <w:p>
+      <w:r>
+        <w:drawing>
+          <wp:inline distT="0" distB="0" distL="0" distR="0" wp14:anchorId="61147065" wp14:editId="6828CCD3">
+            <wp:extent cx="4858428" cy="266737"/>
+            <wp:effectExtent l="0" t="0" r="0" b="0"/>
+            <wp:docPr id="460186470" name="Picture 1"/>
+            <wp:cNvGraphicFramePr>
+              <a:graphicFrameLocks xmlns:a="http://schemas.openxmlformats.org/drawingml/2006/main" noChangeAspect="1"/>
+            </wp:cNvGraphicFramePr>
+            <a:graphic xmlns:a="http://schemas.openxmlformats.org/drawingml/2006/main">
+              <a:graphicData uri="http://schemas.openxmlformats.org/drawingml/2006/picture">
+                <pic:pic xmlns:pic="http://schemas.openxmlformats.org/drawingml/2006/picture">
+                  <pic:nvPicPr>
+                    <pic:cNvPr id="460186470" name=""/>
+                    <pic:cNvPicPr/>
+                  </pic:nvPicPr>
+                  <pic:blipFill>
+                    <a:blip r:embed="rId15"/>
+                    <a:stretch>
+                      <a:fillRect/>
+                    </a:stretch>
+                  </pic:blipFill>
+                  <pic:spPr>
+                    <a:xfrm>
+                      <a:off x="0" y="0"/>
+                      <a:ext cx="4858428" cy="266737"/>
+                    </a:xfrm>
+                    <a:prstGeom prst="rect">
+                      <a:avLst/>
+                    </a:prstGeom>
+                  </pic:spPr>
+                </pic:pic>
+              </a:graphicData>
+            </a:graphic>
+          </wp:inline>
+        </w:drawing>
+      </w:r>
+      <w:r>
+        <w:drawing>
+          <wp:inline distT="0" distB="0" distL="0" distR="0" wp14:anchorId="31826FAB" wp14:editId="7402C205">
+            <wp:extent cx="4172532" cy="266737"/>
+            <wp:effectExtent l="0" t="0" r="0" b="0"/>
+            <wp:docPr id="92039404" name="Picture 1"/>
+            <wp:cNvGraphicFramePr>
+              <a:graphicFrameLocks xmlns:a="http://schemas.openxmlformats.org/drawingml/2006/main" noChangeAspect="1"/>
+            </wp:cNvGraphicFramePr>
+            <a:graphic xmlns:a="http://schemas.openxmlformats.org/drawingml/2006/main">
+              <a:graphicData uri="http://schemas.openxmlformats.org/drawingml/2006/picture">
+                <pic:pic xmlns:pic="http://schemas.openxmlformats.org/drawingml/2006/picture">
+                  <pic:nvPicPr>
+                    <pic:cNvPr id="92039404" name=""/>
+                    <pic:cNvPicPr/>
+                  </pic:nvPicPr>
+                  <pic:blipFill>
+                    <a:blip r:embed="rId16"/>
+                    <a:stretch>
+                      <a:fillRect/>
+                    </a:stretch>
+                  </pic:blipFill>
+                  <pic:spPr>
+                    <a:xfrm>
+                      <a:off x="0" y="0"/>
+                      <a:ext cx="4172532" cy="266737"/>
+                    </a:xfrm>
+                    <a:prstGeom prst="rect">
+                      <a:avLst/>
+                    </a:prstGeom>
+                  </pic:spPr>
+                </pic:pic>
+              </a:graphicData>
+            </a:graphic>
+          </wp:inline>
+        </w:drawing>
+      </w:r>
+    </w:p>
+    <w:p>
+      <w:r>
+        <w:drawing>
+          <wp:inline distT="0" distB="0" distL="0" distR="0" wp14:anchorId="429D6719" wp14:editId="0068AB38">
+            <wp:extent cx="5731510" cy="310515"/>
+            <wp:effectExtent l="0" t="0" r="2540" b="0"/>
+            <wp:docPr id="1823105010" name="Picture 1"/>
+            <wp:cNvGraphicFramePr>
+              <a:graphicFrameLocks xmlns:a="http://schemas.openxmlformats.org/drawingml/2006/main" noChangeAspect="1"/>
+            </wp:cNvGraphicFramePr>
+            <a:graphic xmlns:a="http://schemas.openxmlformats.org/drawingml/2006/main">
+              <a:graphicData uri="http://schemas.openxmlformats.org/drawingml/2006/picture">
+                <pic:pic xmlns:pic="http://schemas.openxmlformats.org/drawingml/2006/picture">
+                  <pic:nvPicPr>
+                    <pic:cNvPr id="1823105010" name=""/>
+                    <pic:cNvPicPr/>
+                  </pic:nvPicPr>
+                  <pic:blipFill>
+                    <a:blip r:embed="rId17"/>
+                    <a:stretch>
+                      <a:fillRect/>
+                    </a:stretch>
+                  </pic:blipFill>
+                  <pic:spPr>
+                    <a:xfrm>
+                      <a:off x="0" y="0"/>
+                      <a:ext cx="5731510" cy="310515"/>
+                    </a:xfrm>
+                    <a:prstGeom prst="rect">
+                      <a:avLst/>
+                    </a:prstGeom>
+                  </pic:spPr>
+                </pic:pic>
+              </a:graphicData>
+            </a:graphic>
+          </wp:inline>
+        </w:drawing>
+      </w:r>
+    </w:p>
+    <w:p>
+      <w:r>
+        <w:drawing>
+          <wp:inline distT="0" distB="0" distL="0" distR="0" wp14:anchorId="0F7B4F0B" wp14:editId="08941E29">
+            <wp:extent cx="5382376" cy="247685"/>
+            <wp:effectExtent l="0" t="0" r="0" b="0"/>
+            <wp:docPr id="625260066" name="Picture 1"/>
+            <wp:cNvGraphicFramePr>
+              <a:graphicFrameLocks xmlns:a="http://schemas.openxmlformats.org/drawingml/2006/main" noChangeAspect="1"/>
+            </wp:cNvGraphicFramePr>
+            <a:graphic xmlns:a="http://schemas.openxmlformats.org/drawingml/2006/main">
+              <a:graphicData uri="http://schemas.openxmlformats.org/drawingml/2006/picture">
+                <pic:pic xmlns:pic="http://schemas.openxmlformats.org/drawingml/2006/picture">
+                  <pic:nvPicPr>
+                    <pic:cNvPr id="625260066" name=""/>
+                    <pic:cNvPicPr/>
+                  </pic:nvPicPr>
+                  <pic:blipFill>
+                    <a:blip r:embed="rId18"/>
+                    <a:stretch>
+                      <a:fillRect/>
+                    </a:stretch>
+                  </pic:blipFill>
+                  <pic:spPr>
+                    <a:xfrm>
+                      <a:off x="0" y="0"/>
+                      <a:ext cx="5382376" cy="247685"/>
+                    </a:xfrm>
+                    <a:prstGeom prst="rect">
+                      <a:avLst/>
+                    </a:prstGeom>
+                  </pic:spPr>
+                </pic:pic>
+              </a:graphicData>
+            </a:graphic>
+          </wp:inline>
+        </w:drawing>
+      </w:r>
+    </w:p>
+    <w:p>
+      <w:r>
+        <w:drawing>
+          <wp:inline distT="0" distB="0" distL="0" distR="0" wp14:anchorId="7786BE23" wp14:editId="0F777394">
+            <wp:extent cx="5731510" cy="248285"/>
+            <wp:effectExtent l="0" t="0" r="2540" b="0"/>
+            <wp:docPr id="722919421" name="Picture 1"/>
+            <wp:cNvGraphicFramePr>
+              <a:graphicFrameLocks xmlns:a="http://schemas.openxmlformats.org/drawingml/2006/main" noChangeAspect="1"/>
+            </wp:cNvGraphicFramePr>
+            <a:graphic xmlns:a="http://schemas.openxmlformats.org/drawingml/2006/main">
+              <a:graphicData uri="http://schemas.openxmlformats.org/drawingml/2006/picture">
+                <pic:pic xmlns:pic="http://schemas.openxmlformats.org/drawingml/2006/picture">
+                  <pic:nvPicPr>
+                    <pic:cNvPr id="722919421" name=""/>
+                    <pic:cNvPicPr/>
+                  </pic:nvPicPr>
+                  <pic:blipFill>
+                    <a:blip r:embed="rId19"/>
+                    <a:stretch>
+                      <a:fillRect/>
+                    </a:stretch>
+                  </pic:blipFill>
+                  <pic:spPr>
+                    <a:xfrm>
+                      <a:off x="0" y="0"/>
+                      <a:ext cx="5731510" cy="248285"/>
+                    </a:xfrm>
+                    <a:prstGeom prst="rect">
+                      <a:avLst/>
+                    </a:prstGeom>
+                  </pic:spPr>
+                </pic:pic>
+              </a:graphicData>
+            </a:graphic>
+          </wp:inline>
+        </w:drawing>
+      </w:r>
+    </w:p>
+    <w:p>
+      <w:r>
+        <w:drawing>
+          <wp:inline distT="0" distB="0" distL="0" distR="0" wp14:anchorId="7E8BD726" wp14:editId="568F758B">
+            <wp:extent cx="5731510" cy="219710"/>
+            <wp:effectExtent l="0" t="0" r="2540" b="8890"/>
+            <wp:docPr id="728918416" name="Picture 1"/>
+            <wp:cNvGraphicFramePr>
+              <a:graphicFrameLocks xmlns:a="http://schemas.openxmlformats.org/drawingml/2006/main" noChangeAspect="1"/>
+            </wp:cNvGraphicFramePr>
+            <a:graphic xmlns:a="http://schemas.openxmlformats.org/drawingml/2006/main">
+              <a:graphicData uri="http://schemas.openxmlformats.org/drawingml/2006/picture">
+                <pic:pic xmlns:pic="http://schemas.openxmlformats.org/drawingml/2006/picture">
+                  <pic:nvPicPr>
+                    <pic:cNvPr id="728918416" name=""/>
+                    <pic:cNvPicPr/>
+                  </pic:nvPicPr>
+                  <pic:blipFill>
+                    <a:blip r:embed="rId20"/>
+                    <a:stretch>
+                      <a:fillRect/>
+                    </a:stretch>
+                  </pic:blipFill>
+                  <pic:spPr>
+                    <a:xfrm>
+                      <a:off x="0" y="0"/>
+                      <a:ext cx="5731510" cy="219710"/>
+                    </a:xfrm>
+                    <a:prstGeom prst="rect">
+                      <a:avLst/>
+                    </a:prstGeom>
+                  </pic:spPr>
+                </pic:pic>
+              </a:graphicData>
+            </a:graphic>
+          </wp:inline>
+        </w:drawing>
+      </w:r>
+    </w:p>
+    <w:p>
+      <w:r>
+        <w:drawing>
+          <wp:inline distT="0" distB="0" distL="0" distR="0" wp14:anchorId="29EC603D" wp14:editId="599B5403">
+            <wp:extent cx="5731510" cy="216535"/>
+            <wp:effectExtent l="0" t="0" r="2540" b="0"/>
+            <wp:docPr id="1287055002" name="Picture 1"/>
+            <wp:cNvGraphicFramePr>
+              <a:graphicFrameLocks xmlns:a="http://schemas.openxmlformats.org/drawingml/2006/main" noChangeAspect="1"/>
+            </wp:cNvGraphicFramePr>
+            <a:graphic xmlns:a="http://schemas.openxmlformats.org/drawingml/2006/main">
+              <a:graphicData uri="http://schemas.openxmlformats.org/drawingml/2006/picture">
+                <pic:pic xmlns:pic="http://schemas.openxmlformats.org/drawingml/2006/picture">
+                  <pic:nvPicPr>
+                    <pic:cNvPr id="1287055002" name=""/>
+                    <pic:cNvPicPr/>
+                  </pic:nvPicPr>
+                  <pic:blipFill>
+                    <a:blip r:embed="rId21"/>
+                    <a:stretch>
+                      <a:fillRect/>
+                    </a:stretch>
+                  </pic:blipFill>
+                  <pic:spPr>
+                    <a:xfrm>
+                      <a:off x="0" y="0"/>
+                      <a:ext cx="5731510" cy="216535"/>
+                    </a:xfrm>
+                    <a:prstGeom prst="rect">
+                      <a:avLst/>
+                    </a:prstGeom>
+                  </pic:spPr>
+                </pic:pic>
+              </a:graphicData>
+            </a:graphic>
+          </wp:inline>
+        </w:drawing>
+      </w:r>
+    </w:p>
+    <w:p>
+      <w:r>
+        <w:drawing>
+          <wp:inline distT="0" distB="0" distL="0" distR="0" wp14:anchorId="44AF4819" wp14:editId="7A81AE77">
+            <wp:extent cx="5731510" cy="295910"/>
+            <wp:effectExtent l="0" t="0" r="2540" b="8890"/>
+            <wp:docPr id="1700841023" name="Picture 1"/>
+            <wp:cNvGraphicFramePr>
+              <a:graphicFrameLocks xmlns:a="http://schemas.openxmlformats.org/drawingml/2006/main" noChangeAspect="1"/>
+            </wp:cNvGraphicFramePr>
+            <a:graphic xmlns:a="http://schemas.openxmlformats.org/drawingml/2006/main">
+              <a:graphicData uri="http://schemas.openxmlformats.org/drawingml/2006/picture">
+                <pic:pic xmlns:pic="http://schemas.openxmlformats.org/drawingml/2006/picture">
+                  <pic:nvPicPr>
+                    <pic:cNvPr id="1700841023" name=""/>
+                    <pic:cNvPicPr/>
+                  </pic:nvPicPr>
+                  <pic:blipFill>
+                    <a:blip r:embed="rId22"/>
+                    <a:stretch>
+                      <a:fillRect/>
+                    </a:stretch>
+                  </pic:blipFill>
+                  <pic:spPr>
+                    <a:xfrm>
+                      <a:off x="0" y="0"/>
+                      <a:ext cx="5731510" cy="295910"/>
+                    </a:xfrm>
+                    <a:prstGeom prst="rect">
+                      <a:avLst/>
+                    </a:prstGeom>
+                  </pic:spPr>
+                </pic:pic>
+              </a:graphicData>
+            </a:graphic>
+          </wp:inline>
+        </w:drawing>
+      </w:r>
+    </w:p>
+    <w:p>
+      <w:r>
+        <w:drawing>
+          <wp:inline distT="0" distB="0" distL="0" distR="0" wp14:anchorId="039B65EE" wp14:editId="7BA2081D">
+            <wp:extent cx="3096057" cy="924054"/>
+            <wp:effectExtent l="0" t="0" r="9525" b="9525"/>
+            <wp:docPr id="1510113334" name="Picture 1"/>
+            <wp:cNvGraphicFramePr>
+              <a:graphicFrameLocks xmlns:a="http://schemas.openxmlformats.org/drawingml/2006/main" noChangeAspect="1"/>
+            </wp:cNvGraphicFramePr>
+            <a:graphic xmlns:a="http://schemas.openxmlformats.org/drawingml/2006/main">
+              <a:graphicData uri="http://schemas.openxmlformats.org/drawingml/2006/picture">
+                <pic:pic xmlns:pic="http://schemas.openxmlformats.org/drawingml/2006/picture">
+                  <pic:nvPicPr>
+                    <pic:cNvPr id="1510113334" name=""/>
+                    <pic:cNvPicPr/>
+                  </pic:nvPicPr>
+                  <pic:blipFill>
+                    <a:blip r:embed="rId23"/>
+                    <a:stretch>
+                      <a:fillRect/>
+                    </a:stretch>
+                  </pic:blipFill>
+                  <pic:spPr>
+                    <a:xfrm>
+                      <a:off x="0" y="0"/>
+                      <a:ext cx="3096057" cy="924054"/>
+                    </a:xfrm>
+                    <a:prstGeom prst="rect">
+                      <a:avLst/>
+                    </a:prstGeom>
+                  </pic:spPr>
+                </pic:pic>
+              </a:graphicData>
+            </a:graphic>
+          </wp:inline>
+        </w:drawing>
+      </w:r>
+    </w:p>
+    <w:p>
+      <w:r>
+        <w:drawing>
+          <wp:inline distT="0" distB="0" distL="0" distR="0" wp14:anchorId="6B8248CF" wp14:editId="00301308">
+            <wp:extent cx="4439270" cy="562053"/>
+            <wp:effectExtent l="0" t="0" r="0" b="9525"/>
+            <wp:docPr id="1975322936" name="Picture 1"/>
+            <wp:cNvGraphicFramePr>
+              <a:graphicFrameLocks xmlns:a="http://schemas.openxmlformats.org/drawingml/2006/main" noChangeAspect="1"/>
+            </wp:cNvGraphicFramePr>
+            <a:graphic xmlns:a="http://schemas.openxmlformats.org/drawingml/2006/main">
+              <a:graphicData uri="http://schemas.openxmlformats.org/drawingml/2006/picture">
+                <pic:pic xmlns:pic="http://schemas.openxmlformats.org/drawingml/2006/picture">
+                  <pic:nvPicPr>
+                    <pic:cNvPr id="1975322936" name=""/>
+                    <pic:cNvPicPr/>
+                  </pic:nvPicPr>
+                  <pic:blipFill>
+                    <a:blip r:embed="rId24"/>
+                    <a:stretch>
+                      <a:fillRect/>
+                    </a:stretch>
+                  </pic:blipFill>
+                  <pic:spPr>
+                    <a:xfrm>
+                      <a:off x="0" y="0"/>
+                      <a:ext cx="4439270" cy="562053"/>
+                    </a:xfrm>
+                    <a:prstGeom prst="rect">
+                      <a:avLst/>
+                    </a:prstGeom>
+                  </pic:spPr>
+                </pic:pic>
+              </a:graphicData>
+            </a:graphic>
+          </wp:inline>
+        </w:drawing>
+      </w:r>
+    </w:p>
+    <w:p>
+      <w:r>
+        <w:drawing>
+          <wp:inline distT="0" distB="0" distL="0" distR="0" wp14:anchorId="6ECF7ABF" wp14:editId="28A4DFAF">
+            <wp:extent cx="1705213" cy="266737"/>
+            <wp:effectExtent l="0" t="0" r="9525" b="0"/>
+            <wp:docPr id="1883823386" name="Picture 1"/>
+            <wp:cNvGraphicFramePr>
+              <a:graphicFrameLocks xmlns:a="http://schemas.openxmlformats.org/drawingml/2006/main" noChangeAspect="1"/>
+            </wp:cNvGraphicFramePr>
+            <a:graphic xmlns:a="http://schemas.openxmlformats.org/drawingml/2006/main">
+              <a:graphicData uri="http://schemas.openxmlformats.org/drawingml/2006/picture">
+                <pic:pic xmlns:pic="http://schemas.openxmlformats.org/drawingml/2006/picture">
+                  <pic:nvPicPr>
+                    <pic:cNvPr id="1883823386" name=""/>
+                    <pic:cNvPicPr/>
+                  </pic:nvPicPr>
+                  <pic:blipFill>
+                    <a:blip r:embed="rId25"/>
+                    <a:stretch>
+                      <a:fillRect/>
+                    </a:stretch>
+                  </pic:blipFill>
+                  <pic:spPr>
+                    <a:xfrm>
+                      <a:off x="0" y="0"/>
+                      <a:ext cx="1705213" cy="266737"/>
+                    </a:xfrm>
+                    <a:prstGeom prst="rect">
+                      <a:avLst/>
+                    </a:prstGeom>
+                  </pic:spPr>
+                </pic:pic>
+              </a:graphicData>
+            </a:graphic>
+          </wp:inline>
+        </w:drawing>
+      </w:r>
+    </w:p>
+    <w:p>
+      <w:r>
+        <w:drawing>
+          <wp:inline distT="0" distB="0" distL="0" distR="0" wp14:anchorId="63549E4D" wp14:editId="4049D859">
+            <wp:extent cx="2410161" cy="304843"/>
+            <wp:effectExtent l="0" t="0" r="0" b="0"/>
+            <wp:docPr id="1880615265" name="Picture 1"/>
+            <wp:cNvGraphicFramePr>
+              <a:graphicFrameLocks xmlns:a="http://schemas.openxmlformats.org/drawingml/2006/main" noChangeAspect="1"/>
+            </wp:cNvGraphicFramePr>
+            <a:graphic xmlns:a="http://schemas.openxmlformats.org/drawingml/2006/main">
+              <a:graphicData uri="http://schemas.openxmlformats.org/drawingml/2006/picture">
+                <pic:pic xmlns:pic="http://schemas.openxmlformats.org/drawingml/2006/picture">
+                  <pic:nvPicPr>
+                    <pic:cNvPr id="1880615265" name=""/>
+                    <pic:cNvPicPr/>
+                  </pic:nvPicPr>
+                  <pic:blipFill>
+                    <a:blip r:embed="rId26"/>
+                    <a:stretch>
+                      <a:fillRect/>
+                    </a:stretch>
+                  </pic:blipFill>
+                  <pic:spPr>
+                    <a:xfrm>
+                      <a:off x="0" y="0"/>
+                      <a:ext cx="2410161" cy="304843"/>
+                    </a:xfrm>
+                    <a:prstGeom prst="rect">
+                      <a:avLst/>
+                    </a:prstGeom>
+                  </pic:spPr>
+                </pic:pic>
+              </a:graphicData>
+            </a:graphic>
+          </wp:inline>
+        </w:drawing>
+      </w:r>
+    </w:p>
+    <w:p>
+      <w:r>
+        <w:drawing>
+          <wp:inline distT="0" distB="0" distL="0" distR="0" wp14:anchorId="51428B32" wp14:editId="00E2E864">
+            <wp:extent cx="885949" cy="295316"/>
+            <wp:effectExtent l="0" t="0" r="9525" b="9525"/>
+            <wp:docPr id="1352438122" name="Picture 1"/>
+            <wp:cNvGraphicFramePr>
+              <a:graphicFrameLocks xmlns:a="http://schemas.openxmlformats.org/drawingml/2006/main" noChangeAspect="1"/>
+            </wp:cNvGraphicFramePr>
+            <a:graphic xmlns:a="http://schemas.openxmlformats.org/drawingml/2006/main">
+              <a:graphicData uri="http://schemas.openxmlformats.org/drawingml/2006/picture">
+                <pic:pic xmlns:pic="http://schemas.openxmlformats.org/drawingml/2006/picture">
+                  <pic:nvPicPr>
+                    <pic:cNvPr id="1352438122" name=""/>
+                    <pic:cNvPicPr/>
+                  </pic:nvPicPr>
+                  <pic:blipFill>
+                    <a:blip r:embed="rId27"/>
+                    <a:stretch>
+                      <a:fillRect/>
+                    </a:stretch>
+                  </pic:blipFill>
+                  <pic:spPr>
+                    <a:xfrm>
+                      <a:off x="0" y="0"/>
+                      <a:ext cx="885949" cy="295316"/>
+                    </a:xfrm>
+                    <a:prstGeom prst="rect">
+                      <a:avLst/>
+                    </a:prstGeom>
+                  </pic:spPr>
+                </pic:pic>
+              </a:graphicData>
+            </a:graphic>
+          </wp:inline>
+        </w:drawing>
+      </w:r>
+    </w:p>
+    <w:p>
+      <w:r>
+        <w:drawing>
+          <wp:inline distT="0" distB="0" distL="0" distR="0" wp14:anchorId="763FE64A" wp14:editId="0C728E9C">
+            <wp:extent cx="3562847" cy="304843"/>
+            <wp:effectExtent l="0" t="0" r="0" b="0"/>
+            <wp:docPr id="9793058" name="Picture 1"/>
+            <wp:cNvGraphicFramePr>
+              <a:graphicFrameLocks xmlns:a="http://schemas.openxmlformats.org/drawingml/2006/main" noChangeAspect="1"/>
+            </wp:cNvGraphicFramePr>
+            <a:graphic xmlns:a="http://schemas.openxmlformats.org/drawingml/2006/main">
+              <a:graphicData uri="http://schemas.openxmlformats.org/drawingml/2006/picture">
+                <pic:pic xmlns:pic="http://schemas.openxmlformats.org/drawingml/2006/picture">
+                  <pic:nvPicPr>
+                    <pic:cNvPr id="9793058" name=""/>
+                    <pic:cNvPicPr/>
+                  </pic:nvPicPr>
+                  <pic:blipFill>
+                    <a:blip r:embed="rId28"/>
+                    <a:stretch>
+                      <a:fillRect/>
+                    </a:stretch>
+                  </pic:blipFill>
+                  <pic:spPr>
+                    <a:xfrm>
+                      <a:off x="0" y="0"/>
+                      <a:ext cx="3562847" cy="304843"/>
+                    </a:xfrm>
+                    <a:prstGeom prst="rect">
+                      <a:avLst/>
+                    </a:prstGeom>
+                  </pic:spPr>
+                </pic:pic>
+              </a:graphicData>
+            </a:graphic>
+          </wp:inline>
+        </w:drawing>
+      </w:r>
+    </w:p>
+    <w:p>
+      <w:r>
+        <w:drawing>
+          <wp:inline distT="0" distB="0" distL="0" distR="0" wp14:anchorId="04D4FF5C" wp14:editId="5FDA5765">
+            <wp:extent cx="3370167" cy="2503714"/>
+            <wp:effectExtent l="0" t="0" r="1905" b="0"/>
+            <wp:docPr id="367423800" name="Picture 1"/>
+            <wp:cNvGraphicFramePr>
+              <a:graphicFrameLocks xmlns:a="http://schemas.openxmlformats.org/drawingml/2006/main" noChangeAspect="1"/>
+            </wp:cNvGraphicFramePr>
+            <a:graphic xmlns:a="http://schemas.openxmlformats.org/drawingml/2006/main">
+              <a:graphicData uri="http://schemas.openxmlformats.org/drawingml/2006/picture">
+                <pic:pic xmlns:pic="http://schemas.openxmlformats.org/drawingml/2006/picture">
+                  <pic:nvPicPr>
+                    <pic:cNvPr id="367423800" name=""/>
+                    <pic:cNvPicPr/>
+                  </pic:nvPicPr>
+                  <pic:blipFill>
+                    <a:blip r:embed="rId29"/>
+                    <a:stretch>
+                      <a:fillRect/>
+                    </a:stretch>
+                  </pic:blipFill>
+                  <pic:spPr>
+                    <a:xfrm>
+                      <a:off x="0" y="0"/>
+                      <a:ext cx="3375241" cy="2507484"/>
+                    </a:xfrm>
+                    <a:prstGeom prst="rect">
+                      <a:avLst/>
+                    </a:prstGeom>
+                  </pic:spPr>
+                </pic:pic>
+              </a:graphicData>
+            </a:graphic>
+          </wp:inline>
+        </w:drawing>
+      </w:r>
+    </w:p>
+    <w:p>
+      <w:r>
+        <w:drawing>
+          <wp:inline distT="0" distB="0" distL="0" distR="0" wp14:anchorId="1AEF847F" wp14:editId="71BAAC63">
+            <wp:extent cx="3629532" cy="285790"/>
+            <wp:effectExtent l="0" t="0" r="0" b="0"/>
+            <wp:docPr id="675580038" name="Picture 1"/>
+            <wp:cNvGraphicFramePr>
+              <a:graphicFrameLocks xmlns:a="http://schemas.openxmlformats.org/drawingml/2006/main" noChangeAspect="1"/>
+            </wp:cNvGraphicFramePr>
+            <a:graphic xmlns:a="http://schemas.openxmlformats.org/drawingml/2006/main">
+              <a:graphicData uri="http://schemas.openxmlformats.org/drawingml/2006/picture">
+                <pic:pic xmlns:pic="http://schemas.openxmlformats.org/drawingml/2006/picture">
+                  <pic:nvPicPr>
+                    <pic:cNvPr id="675580038" name=""/>
+                    <pic:cNvPicPr/>
+                  </pic:nvPicPr>
+                  <pic:blipFill>
+                    <a:blip r:embed="rId30"/>
+                    <a:stretch>
+                      <a:fillRect/>
+                    </a:stretch>
+                  </pic:blipFill>
+                  <pic:spPr>
+                    <a:xfrm>
+                      <a:off x="0" y="0"/>
+                      <a:ext cx="3629532" cy="285790"/>
+                    </a:xfrm>
+                    <a:prstGeom prst="rect">
+                      <a:avLst/>
+                    </a:prstGeom>
+                  </pic:spPr>
+                </pic:pic>
+              </a:graphicData>
+            </a:graphic>
+          </wp:inline>
+        </w:drawing>
+      </w:r>
+    </w:p>
+    <w:p>
+      <w:r>
+        <w:drawing>
+          <wp:inline distT="0" distB="0" distL="0" distR="0" wp14:anchorId="02428EC0" wp14:editId="352AACFE">
+            <wp:extent cx="3222171" cy="2438698"/>
+            <wp:effectExtent l="0" t="0" r="0" b="0"/>
+            <wp:docPr id="993279940" name="Picture 1"/>
+            <wp:cNvGraphicFramePr>
+              <a:graphicFrameLocks xmlns:a="http://schemas.openxmlformats.org/drawingml/2006/main" noChangeAspect="1"/>
+            </wp:cNvGraphicFramePr>
+            <a:graphic xmlns:a="http://schemas.openxmlformats.org/drawingml/2006/main">
+              <a:graphicData uri="http://schemas.openxmlformats.org/drawingml/2006/picture">
+                <pic:pic xmlns:pic="http://schemas.openxmlformats.org/drawingml/2006/picture">
+                  <pic:nvPicPr>
+                    <pic:cNvPr id="993279940" name=""/>
+                    <pic:cNvPicPr/>
+                  </pic:nvPicPr>
+                  <pic:blipFill>
+                    <a:blip r:embed="rId31"/>
+                    <a:stretch>
+                      <a:fillRect/>
+                    </a:stretch>
+                  </pic:blipFill>
+                  <pic:spPr>
+                    <a:xfrm>
+                      <a:off x="0" y="0"/>
+                      <a:ext cx="3229058" cy="2443911"/>
+                    </a:xfrm>
+                    <a:prstGeom prst="rect">
+                      <a:avLst/>
+                    </a:prstGeom>
+                  </pic:spPr>
+                </pic:pic>
+              </a:graphicData>
+            </a:graphic>
+          </wp:inline>
+        </w:drawing>
+      </w:r>
+    </w:p>
+    <w:p>
+      <w:r>
+        <w:drawing>
+          <wp:inline distT="0" distB="0" distL="0" distR="0" wp14:anchorId="1BD73643" wp14:editId="4D93F370">
+            <wp:extent cx="5731510" cy="229870"/>
+            <wp:effectExtent l="0" t="0" r="2540" b="0"/>
+            <wp:docPr id="1438518598" name="Picture 1"/>
+            <wp:cNvGraphicFramePr>
+              <a:graphicFrameLocks xmlns:a="http://schemas.openxmlformats.org/drawingml/2006/main" noChangeAspect="1"/>
+            </wp:cNvGraphicFramePr>
+            <a:graphic xmlns:a="http://schemas.openxmlformats.org/drawingml/2006/main">
+              <a:graphicData uri="http://schemas.openxmlformats.org/drawingml/2006/picture">
+                <pic:pic xmlns:pic="http://schemas.openxmlformats.org/drawingml/2006/picture">
+                  <pic:nvPicPr>
+                    <pic:cNvPr id="1438518598" name=""/>
+                    <pic:cNvPicPr/>
+                  </pic:nvPicPr>
+                  <pic:blipFill>
+                    <a:blip r:embed="rId32"/>
+                    <a:stretch>
+                      <a:fillRect/>
+                    </a:stretch>
+                  </pic:blipFill>
+                  <pic:spPr>
+                    <a:xfrm>
+                      <a:off x="0" y="0"/>
+                      <a:ext cx="5731510" cy="229870"/>
+                    </a:xfrm>
+                    <a:prstGeom prst="rect">
+                      <a:avLst/>
+                    </a:prstGeom>
+                  </pic:spPr>
+                </pic:pic>
+              </a:graphicData>
+            </a:graphic>
+          </wp:inline>
+        </w:drawing>
+      </w:r>
+    </w:p>
+    <w:p>
+      <w:r>
+        <w:drawing>
+          <wp:inline distT="0" distB="0" distL="0" distR="0" wp14:anchorId="33EA01B5" wp14:editId="391F032A">
+            <wp:extent cx="5731510" cy="4862195"/>
+            <wp:effectExtent l="0" t="0" r="2540" b="0"/>
+            <wp:docPr id="1663885530" name="Picture 1"/>
+            <wp:cNvGraphicFramePr>
+              <a:graphicFrameLocks xmlns:a="http://schemas.openxmlformats.org/drawingml/2006/main" noChangeAspect="1"/>
+            </wp:cNvGraphicFramePr>
+            <a:graphic xmlns:a="http://schemas.openxmlformats.org/drawingml/2006/main">
+              <a:graphicData uri="http://schemas.openxmlformats.org/drawingml/2006/picture">
+                <pic:pic xmlns:pic="http://schemas.openxmlformats.org/drawingml/2006/picture">
+                  <pic:nvPicPr>
+                    <pic:cNvPr id="1663885530" name=""/>
+                    <pic:cNvPicPr/>
+                  </pic:nvPicPr>
+                  <pic:blipFill>
+                    <a:blip r:embed="rId33"/>
+                    <a:stretch>
+                      <a:fillRect/>
+                    </a:stretch>
+                  </pic:blipFill>
+                  <pic:spPr>
+                    <a:xfrm>
+                      <a:off x="0" y="0"/>
+                      <a:ext cx="5731510" cy="4862195"/>
+                    </a:xfrm>
+                    <a:prstGeom prst="rect">
+                      <a:avLst/>
+                    </a:prstGeom>
+                  </pic:spPr>
+                </pic:pic>
+              </a:graphicData>
+            </a:graphic>
+          </wp:inline>
+        </w:drawing>
+      </w:r>
+    </w:p>
+    <w:p>
+      <w:r>
+        <w:drawing>
+          <wp:inline distT="0" distB="0" distL="0" distR="0" wp14:anchorId="490C43EB" wp14:editId="3C4EF28E">
+            <wp:extent cx="5731510" cy="3278505"/>
+            <wp:effectExtent l="0" t="0" r="2540" b="0"/>
+            <wp:docPr id="677738265" name="Picture 1"/>
+            <wp:cNvGraphicFramePr>
+              <a:graphicFrameLocks xmlns:a="http://schemas.openxmlformats.org/drawingml/2006/main" noChangeAspect="1"/>
+            </wp:cNvGraphicFramePr>
+            <a:graphic xmlns:a="http://schemas.openxmlformats.org/drawingml/2006/main">
+              <a:graphicData uri="http://schemas.openxmlformats.org/drawingml/2006/picture">
+                <pic:pic xmlns:pic="http://schemas.openxmlformats.org/drawingml/2006/picture">
+                  <pic:nvPicPr>
+                    <pic:cNvPr id="677738265" name=""/>
+                    <pic:cNvPicPr/>
+                  </pic:nvPicPr>
+                  <pic:blipFill>
+                    <a:blip r:embed="rId34"/>
+                    <a:stretch>
+                      <a:fillRect/>
+                    </a:stretch>
+                  </pic:blipFill>
+                  <pic:spPr>
+                    <a:xfrm>
+                      <a:off x="0" y="0"/>
+                      <a:ext cx="5731510" cy="3278505"/>
+                    </a:xfrm>
+                    <a:prstGeom prst="rect">
+                      <a:avLst/>
+                    </a:prstGeom>
+                  </pic:spPr>
+                </pic:pic>
+              </a:graphicData>
+            </a:graphic>
+          </wp:inline>
+        </w:drawing>
+      </w:r>
+    </w:p>
+    <w:p>
+      <w:r>
+        <w:drawing>
+          <wp:inline distT="0" distB="0" distL="0" distR="0" wp14:anchorId="12D32AAD" wp14:editId="5286C3BB">
+            <wp:extent cx="5731510" cy="1283335"/>
+            <wp:effectExtent l="0" t="0" r="2540" b="0"/>
+            <wp:docPr id="703296383" name="Picture 1"/>
+            <wp:cNvGraphicFramePr>
+              <a:graphicFrameLocks xmlns:a="http://schemas.openxmlformats.org/drawingml/2006/main" noChangeAspect="1"/>
+            </wp:cNvGraphicFramePr>
+            <a:graphic xmlns:a="http://schemas.openxmlformats.org/drawingml/2006/main">
+              <a:graphicData uri="http://schemas.openxmlformats.org/drawingml/2006/picture">
+                <pic:pic xmlns:pic="http://schemas.openxmlformats.org/drawingml/2006/picture">
+                  <pic:nvPicPr>
+                    <pic:cNvPr id="703296383" name=""/>
+                    <pic:cNvPicPr/>
+                  </pic:nvPicPr>
+                  <pic:blipFill>
+                    <a:blip r:embed="rId35"/>
+                    <a:stretch>
+                      <a:fillRect/>
+                    </a:stretch>
+                  </pic:blipFill>
+                  <pic:spPr>
+                    <a:xfrm>
+                      <a:off x="0" y="0"/>
+                      <a:ext cx="5731510" cy="1283335"/>
+                    </a:xfrm>
+                    <a:prstGeom prst="rect">
+                      <a:avLst/>
+                    </a:prstGeom>
+                  </pic:spPr>
+                </pic:pic>
+              </a:graphicData>
+            </a:graphic>
+          </wp:inline>
+        </w:drawing>
+      </w:r>
+    </w:p>
+    <w:p>
+      <w:r>
+        <w:drawing>
+          <wp:inline distT="0" distB="0" distL="0" distR="0" wp14:anchorId="1676BF81" wp14:editId="4C274323">
+            <wp:extent cx="5731510" cy="393065"/>
+            <wp:effectExtent l="0" t="0" r="2540" b="6985"/>
+            <wp:docPr id="2044248736" name="Picture 1"/>
+            <wp:cNvGraphicFramePr>
+              <a:graphicFrameLocks xmlns:a="http://schemas.openxmlformats.org/drawingml/2006/main" noChangeAspect="1"/>
+            </wp:cNvGraphicFramePr>
+            <a:graphic xmlns:a="http://schemas.openxmlformats.org/drawingml/2006/main">
+              <a:graphicData uri="http://schemas.openxmlformats.org/drawingml/2006/picture">
+                <pic:pic xmlns:pic="http://schemas.openxmlformats.org/drawingml/2006/picture">
+                  <pic:nvPicPr>
+                    <pic:cNvPr id="2044248736" name=""/>
+                    <pic:cNvPicPr/>
+                  </pic:nvPicPr>
+                  <pic:blipFill>
+                    <a:blip r:embed="rId36"/>
+                    <a:stretch>
+                      <a:fillRect/>
+                    </a:stretch>
+                  </pic:blipFill>
+                  <pic:spPr>
+                    <a:xfrm>
+                      <a:off x="0" y="0"/>
+                      <a:ext cx="5731510" cy="393065"/>
+                    </a:xfrm>
+                    <a:prstGeom prst="rect">
+                      <a:avLst/>
+                    </a:prstGeom>
+                  </pic:spPr>
+                </pic:pic>
+              </a:graphicData>
+            </a:graphic>
+          </wp:inline>
+        </w:drawing>
+      </w:r>
+    </w:p>
+    <w:p>
+      <w:r>
+        <w:drawing>
+          <wp:inline distT="0" distB="0" distL="0" distR="0" wp14:anchorId="40FC250F" wp14:editId="2426942E">
+            <wp:extent cx="2838846" cy="504895"/>
+            <wp:effectExtent l="0" t="0" r="0" b="9525"/>
+            <wp:docPr id="971237219" name="Picture 1"/>
+            <wp:cNvGraphicFramePr>
+              <a:graphicFrameLocks xmlns:a="http://schemas.openxmlformats.org/drawingml/2006/main" noChangeAspect="1"/>
+            </wp:cNvGraphicFramePr>
+            <a:graphic xmlns:a="http://schemas.openxmlformats.org/drawingml/2006/main">
+              <a:graphicData uri="http://schemas.openxmlformats.org/drawingml/2006/picture">
+                <pic:pic xmlns:pic="http://schemas.openxmlformats.org/drawingml/2006/picture">
+                  <pic:nvPicPr>
+                    <pic:cNvPr id="971237219" name=""/>
+                    <pic:cNvPicPr/>
+                  </pic:nvPicPr>
+                  <pic:blipFill>
+                    <a:blip r:embed="rId37"/>
+                    <a:stretch>
+                      <a:fillRect/>
+                    </a:stretch>
+                  </pic:blipFill>
+                  <pic:spPr>
+                    <a:xfrm>
+                      <a:off x="0" y="0"/>
+                      <a:ext cx="2838846" cy="504895"/>
+                    </a:xfrm>
+                    <a:prstGeom prst="rect">
+                      <a:avLst/>
+                    </a:prstGeom>
+                  </pic:spPr>
+                </pic:pic>
+              </a:graphicData>
+            </a:graphic>
+          </wp:inline>
+        </w:drawing>
+      </w:r>
+    </w:p>
+    <w:p>
+      <w:r>
+        <w:drawing>
+          <wp:inline distT="0" distB="0" distL="0" distR="0" wp14:anchorId="0313F011" wp14:editId="790F4E92">
+            <wp:extent cx="5731510" cy="321945"/>
+            <wp:effectExtent l="0" t="0" r="2540" b="1905"/>
+            <wp:docPr id="1900514164" name="Picture 1"/>
+            <wp:cNvGraphicFramePr>
+              <a:graphicFrameLocks xmlns:a="http://schemas.openxmlformats.org/drawingml/2006/main" noChangeAspect="1"/>
+            </wp:cNvGraphicFramePr>
+            <a:graphic xmlns:a="http://schemas.openxmlformats.org/drawingml/2006/main">
+              <a:graphicData uri="http://schemas.openxmlformats.org/drawingml/2006/picture">
+                <pic:pic xmlns:pic="http://schemas.openxmlformats.org/drawingml/2006/picture">
+                  <pic:nvPicPr>
+                    <pic:cNvPr id="1900514164" name=""/>
+                    <pic:cNvPicPr/>
+                  </pic:nvPicPr>
+                  <pic:blipFill>
+                    <a:blip r:embed="rId38"/>
+                    <a:stretch>
+                      <a:fillRect/>
+                    </a:stretch>
+                  </pic:blipFill>
+                  <pic:spPr>
+                    <a:xfrm>
+                      <a:off x="0" y="0"/>
+                      <a:ext cx="5731510" cy="321945"/>
+                    </a:xfrm>
+                    <a:prstGeom prst="rect">
+                      <a:avLst/>
+                    </a:prstGeom>
+                  </pic:spPr>
+                </pic:pic>
+              </a:graphicData>
+            </a:graphic>
+          </wp:inline>
+        </w:drawing>
+      </w:r>
+    </w:p>
+    <w:p>
+      <w:r>
+        <w:drawing>
+          <wp:inline distT="0" distB="0" distL="0" distR="0" wp14:anchorId="1C641195" wp14:editId="176231CE">
+            <wp:extent cx="3167743" cy="1141936"/>
+            <wp:effectExtent l="0" t="0" r="0" b="1270"/>
+            <wp:docPr id="198070348" name="Picture 1"/>
+            <wp:cNvGraphicFramePr>
+              <a:graphicFrameLocks xmlns:a="http://schemas.openxmlformats.org/drawingml/2006/main" noChangeAspect="1"/>
+            </wp:cNvGraphicFramePr>
+            <a:graphic xmlns:a="http://schemas.openxmlformats.org/drawingml/2006/main">
+              <a:graphicData uri="http://schemas.openxmlformats.org/drawingml/2006/picture">
+                <pic:pic xmlns:pic="http://schemas.openxmlformats.org/drawingml/2006/picture">
+                  <pic:nvPicPr>
+                    <pic:cNvPr id="198070348" name=""/>
+                    <pic:cNvPicPr/>
+                  </pic:nvPicPr>
+                  <pic:blipFill>
+                    <a:blip r:embed="rId39"/>
+                    <a:stretch>
+                      <a:fillRect/>
+                    </a:stretch>
+                  </pic:blipFill>
+                  <pic:spPr>
+                    <a:xfrm>
+                      <a:off x="0" y="0"/>
+                      <a:ext cx="3176297" cy="1145020"/>
+                    </a:xfrm>
+                    <a:prstGeom prst="rect">
+                      <a:avLst/>
+                    </a:prstGeom>
+                  </pic:spPr>
+                </pic:pic>
+              </a:graphicData>
+            </a:graphic>
+          </wp:inline>
+        </w:drawing>
+      </w:r>
+    </w:p>
+    <w:p>
+      <w:r>
+        <w:drawing>
+          <wp:inline distT="0" distB="0" distL="0" distR="0" wp14:anchorId="3BC35B4A" wp14:editId="488E5C49">
+            <wp:extent cx="2460171" cy="1208353"/>
+            <wp:effectExtent l="0" t="0" r="0" b="0"/>
+            <wp:docPr id="2132009361" name="Picture 1"/>
+            <wp:cNvGraphicFramePr>
+              <a:graphicFrameLocks xmlns:a="http://schemas.openxmlformats.org/drawingml/2006/main" noChangeAspect="1"/>
+            </wp:cNvGraphicFramePr>
+            <a:graphic xmlns:a="http://schemas.openxmlformats.org/drawingml/2006/main">
+              <a:graphicData uri="http://schemas.openxmlformats.org/drawingml/2006/picture">
+                <pic:pic xmlns:pic="http://schemas.openxmlformats.org/drawingml/2006/picture">
+                  <pic:nvPicPr>
+                    <pic:cNvPr id="2132009361" name=""/>
+                    <pic:cNvPicPr/>
+                  </pic:nvPicPr>
+                  <pic:blipFill>
+                    <a:blip r:embed="rId40"/>
+                    <a:stretch>
+                      <a:fillRect/>
+                    </a:stretch>
+                  </pic:blipFill>
+                  <pic:spPr>
+                    <a:xfrm>
+                      <a:off x="0" y="0"/>
+                      <a:ext cx="2461703" cy="1209105"/>
+                    </a:xfrm>
+                    <a:prstGeom prst="rect">
+                      <a:avLst/>
+                    </a:prstGeom>
+                  </pic:spPr>
+                </pic:pic>
+              </a:graphicData>
+            </a:graphic>
+          </wp:inline>
+        </w:drawing>
+      </w:r>
+    </w:p>
+    <w:p>
+      <w:r>
+        <w:drawing>
+          <wp:inline distT="0" distB="0" distL="0" distR="0" wp14:anchorId="23C57C2D" wp14:editId="3A2136FC">
+            <wp:extent cx="5731510" cy="2009775"/>
+            <wp:effectExtent l="0" t="0" r="2540" b="9525"/>
+            <wp:docPr id="528029727" name="Picture 1"/>
+            <wp:cNvGraphicFramePr>
+              <a:graphicFrameLocks xmlns:a="http://schemas.openxmlformats.org/drawingml/2006/main" noChangeAspect="1"/>
+            </wp:cNvGraphicFramePr>
+            <a:graphic xmlns:a="http://schemas.openxmlformats.org/drawingml/2006/main">
+              <a:graphicData uri="http://schemas.openxmlformats.org/drawingml/2006/picture">
+                <pic:pic xmlns:pic="http://schemas.openxmlformats.org/drawingml/2006/picture">
+                  <pic:nvPicPr>
+                    <pic:cNvPr id="528029727" name=""/>
+                    <pic:cNvPicPr/>
+                  </pic:nvPicPr>
+                  <pic:blipFill>
+                    <a:blip r:embed="rId41"/>
+                    <a:stretch>
+                      <a:fillRect/>
+                    </a:stretch>
+                  </pic:blipFill>
+                  <pic:spPr>
+                    <a:xfrm>
+                      <a:off x="0" y="0"/>
+                      <a:ext cx="5731510" cy="2009775"/>
+                    </a:xfrm>
+                    <a:prstGeom prst="rect">
+                      <a:avLst/>
+                    </a:prstGeom>
+                  </pic:spPr>
+                </pic:pic>
+              </a:graphicData>
+            </a:graphic>
+          </wp:inline>
+        </w:drawing>
+      </w:r>
+    </w:p>
+    <w:p>
+      <w:r>
+        <w:drawing>
+          <wp:inline distT="0" distB="0" distL="0" distR="0" wp14:anchorId="649E6D31" wp14:editId="11EEA4F1">
+            <wp:extent cx="3474769" cy="2884714"/>
+            <wp:effectExtent l="0" t="0" r="0" b="0"/>
+            <wp:docPr id="371558589" name="Picture 1"/>
+            <wp:cNvGraphicFramePr>
+              <a:graphicFrameLocks xmlns:a="http://schemas.openxmlformats.org/drawingml/2006/main" noChangeAspect="1"/>
+            </wp:cNvGraphicFramePr>
+            <a:graphic xmlns:a="http://schemas.openxmlformats.org/drawingml/2006/main">
+              <a:graphicData uri="http://schemas.openxmlformats.org/drawingml/2006/picture">
+                <pic:pic xmlns:pic="http://schemas.openxmlformats.org/drawingml/2006/picture">
+                  <pic:nvPicPr>
+                    <pic:cNvPr id="371558589" name=""/>
+                    <pic:cNvPicPr/>
+                  </pic:nvPicPr>
+                  <pic:blipFill>
+                    <a:blip r:embed="rId42"/>
+                    <a:stretch>
+                      <a:fillRect/>
+                    </a:stretch>
+                  </pic:blipFill>
+                  <pic:spPr>
+                    <a:xfrm>
+                      <a:off x="0" y="0"/>
+                      <a:ext cx="3476883" cy="2886469"/>
+                    </a:xfrm>
+                    <a:prstGeom prst="rect">
+                      <a:avLst/>
+                    </a:prstGeom>
+                  </pic:spPr>
+                </pic:pic>
+              </a:graphicData>
+            </a:graphic>
+          </wp:inline>
+        </w:drawing>
+      </w:r>
+    </w:p>
+    <w:p>
+      <w:r>
+        <w:drawing>
+          <wp:inline distT="0" distB="0" distL="0" distR="0" wp14:anchorId="0A1B138E" wp14:editId="74C89B08">
+            <wp:extent cx="5731510" cy="1214755"/>
+            <wp:effectExtent l="0" t="0" r="2540" b="4445"/>
+            <wp:docPr id="562700182" name="Picture 1"/>
+            <wp:cNvGraphicFramePr>
+              <a:graphicFrameLocks xmlns:a="http://schemas.openxmlformats.org/drawingml/2006/main" noChangeAspect="1"/>
+            </wp:cNvGraphicFramePr>
+            <a:graphic xmlns:a="http://schemas.openxmlformats.org/drawingml/2006/main">
+              <a:graphicData uri="http://schemas.openxmlformats.org/drawingml/2006/picture">
+                <pic:pic xmlns:pic="http://schemas.openxmlformats.org/drawingml/2006/picture">
+                  <pic:nvPicPr>
+                    <pic:cNvPr id="562700182" name=""/>
+                    <pic:cNvPicPr/>
+                  </pic:nvPicPr>
+                  <pic:blipFill>
+                    <a:blip r:embed="rId43"/>
+                    <a:stretch>
+                      <a:fillRect/>
+                    </a:stretch>
+                  </pic:blipFill>
+                  <pic:spPr>
+                    <a:xfrm>
+                      <a:off x="0" y="0"/>
+                      <a:ext cx="5731510" cy="1214755"/>
+                    </a:xfrm>
+                    <a:prstGeom prst="rect">
+                      <a:avLst/>
+                    </a:prstGeom>
+                  </pic:spPr>
+                </pic:pic>
+              </a:graphicData>
+            </a:graphic>
+          </wp:inline>
+        </w:drawing>
+      </w:r>
+    </w:p>
+    <w:p>
+      <w:r>
+        <w:drawing>
+          <wp:inline distT="0" distB="0" distL="0" distR="0" wp14:anchorId="6E160BCE" wp14:editId="5ECFCB88">
+            <wp:extent cx="4686954" cy="2514951"/>
+            <wp:effectExtent l="0" t="0" r="0" b="0"/>
+            <wp:docPr id="838822085" name="Picture 1"/>
+            <wp:cNvGraphicFramePr>
+              <a:graphicFrameLocks xmlns:a="http://schemas.openxmlformats.org/drawingml/2006/main" noChangeAspect="1"/>
+            </wp:cNvGraphicFramePr>
+            <a:graphic xmlns:a="http://schemas.openxmlformats.org/drawingml/2006/main">
+              <a:graphicData uri="http://schemas.openxmlformats.org/drawingml/2006/picture">
+                <pic:pic xmlns:pic="http://schemas.openxmlformats.org/drawingml/2006/picture">
+                  <pic:nvPicPr>
+                    <pic:cNvPr id="838822085" name=""/>
+                    <pic:cNvPicPr/>
+                  </pic:nvPicPr>
+                  <pic:blipFill>
+                    <a:blip r:embed="rId44"/>
+                    <a:stretch>
+                      <a:fillRect/>
+                    </a:stretch>
+                  </pic:blipFill>
+                  <pic:spPr>
+                    <a:xfrm>
+                      <a:off x="0" y="0"/>
+                      <a:ext cx="4686954" cy="2514951"/>
+                    </a:xfrm>
+                    <a:prstGeom prst="rect">
+                      <a:avLst/>
+                    </a:prstGeom>
+                  </pic:spPr>
+                </pic:pic>
+              </a:graphicData>
+            </a:graphic>
+          </wp:inline>
+        </w:drawing>
+      </w:r>
+    </w:p>
+    <w:p>
+      <w:r>
+        <w:drawing>
+          <wp:inline distT="0" distB="0" distL="0" distR="0" wp14:anchorId="3FB1B1A9" wp14:editId="1EF9803B">
+            <wp:extent cx="4725059" cy="2114845"/>
+            <wp:effectExtent l="0" t="0" r="0" b="0"/>
+            <wp:docPr id="1517875921" name="Picture 1"/>
+            <wp:cNvGraphicFramePr>
+              <a:graphicFrameLocks xmlns:a="http://schemas.openxmlformats.org/drawingml/2006/main" noChangeAspect="1"/>
+            </wp:cNvGraphicFramePr>
+            <a:graphic xmlns:a="http://schemas.openxmlformats.org/drawingml/2006/main">
+              <a:graphicData uri="http://schemas.openxmlformats.org/drawingml/2006/picture">
+                <pic:pic xmlns:pic="http://schemas.openxmlformats.org/drawingml/2006/picture">
+                  <pic:nvPicPr>
+                    <pic:cNvPr id="1517875921" name=""/>
+                    <pic:cNvPicPr/>
+                  </pic:nvPicPr>
+                  <pic:blipFill>
+                    <a:blip r:embed="rId45"/>
+                    <a:stretch>
+                      <a:fillRect/>
+                    </a:stretch>
+                  </pic:blipFill>
+                  <pic:spPr>
+                    <a:xfrm>
+                      <a:off x="0" y="0"/>
+                      <a:ext cx="4725059" cy="2114845"/>
+                    </a:xfrm>
+                    <a:prstGeom prst="rect">
+                      <a:avLst/>
+                    </a:prstGeom>
+                  </pic:spPr>
+                </pic:pic>
+              </a:graphicData>
+            </a:graphic>
+          </wp:inline>
+        </w:drawing>
+      </w:r>
+    </w:p>
+    <w:p>
+      <w:r>
+        <w:drawing>
+          <wp:inline distT="0" distB="0" distL="0" distR="0" wp14:anchorId="1EF9573B" wp14:editId="5E9427A2">
+            <wp:extent cx="5506218" cy="257211"/>
+            <wp:effectExtent l="0" t="0" r="0" b="9525"/>
+            <wp:docPr id="2063496005" name="Picture 1"/>
+            <wp:cNvGraphicFramePr>
+              <a:graphicFrameLocks xmlns:a="http://schemas.openxmlformats.org/drawingml/2006/main" noChangeAspect="1"/>
+            </wp:cNvGraphicFramePr>
+            <a:graphic xmlns:a="http://schemas.openxmlformats.org/drawingml/2006/main">
+              <a:graphicData uri="http://schemas.openxmlformats.org/drawingml/2006/picture">
+                <pic:pic xmlns:pic="http://schemas.openxmlformats.org/drawingml/2006/picture">
+                  <pic:nvPicPr>
+                    <pic:cNvPr id="2063496005" name=""/>
+                    <pic:cNvPicPr/>
+                  </pic:nvPicPr>
+                  <pic:blipFill>
+                    <a:blip r:embed="rId46"/>
+                    <a:stretch>
+                      <a:fillRect/>
+                    </a:stretch>
+                  </pic:blipFill>
+                  <pic:spPr>
+                    <a:xfrm>
+                      <a:off x="0" y="0"/>
+                      <a:ext cx="5506218" cy="257211"/>
+                    </a:xfrm>
+                    <a:prstGeom prst="rect">
+                      <a:avLst/>
+                    </a:prstGeom>
+                  </pic:spPr>
+                </pic:pic>
+              </a:graphicData>
+            </a:graphic>
+          </wp:inline>
+        </w:drawing>
+      </w:r>
+    </w:p>
+    <w:p>
+      <w:r>
+        <w:drawing>
+          <wp:inline distT="0" distB="0" distL="0" distR="0" wp14:anchorId="3114E8FC" wp14:editId="6314896F">
+            <wp:extent cx="5731510" cy="288290"/>
+            <wp:effectExtent l="0" t="0" r="2540" b="0"/>
+            <wp:docPr id="1974687177" name="Picture 1"/>
+            <wp:cNvGraphicFramePr>
+              <a:graphicFrameLocks xmlns:a="http://schemas.openxmlformats.org/drawingml/2006/main" noChangeAspect="1"/>
+            </wp:cNvGraphicFramePr>
+            <a:graphic xmlns:a="http://schemas.openxmlformats.org/drawingml/2006/main">
+              <a:graphicData uri="http://schemas.openxmlformats.org/drawingml/2006/picture">
+                <pic:pic xmlns:pic="http://schemas.openxmlformats.org/drawingml/2006/picture">
+                  <pic:nvPicPr>
+                    <pic:cNvPr id="1974687177" name=""/>
+                    <pic:cNvPicPr/>
+                  </pic:nvPicPr>
+                  <pic:blipFill>
+                    <a:blip r:embed="rId47"/>
+                    <a:stretch>
+                      <a:fillRect/>
+                    </a:stretch>
+                  </pic:blipFill>
+                  <pic:spPr>
+                    <a:xfrm>
+                      <a:off x="0" y="0"/>
+                      <a:ext cx="5731510" cy="288290"/>
+                    </a:xfrm>
+                    <a:prstGeom prst="rect">
+                      <a:avLst/>
+                    </a:prstGeom>
+                  </pic:spPr>
+                </pic:pic>
+              </a:graphicData>
+            </a:graphic>
+          </wp:inline>
+        </w:drawing>
+      </w:r>
+    </w:p>
+    <w:p>
+      <w:r>
+        <w:drawing>
+          <wp:inline distT="0" distB="0" distL="0" distR="0" wp14:anchorId="08AB0A5D" wp14:editId="24B9482F">
+            <wp:extent cx="5039428" cy="295316"/>
+            <wp:effectExtent l="0" t="0" r="8890" b="9525"/>
+            <wp:docPr id="1151470283" name="Picture 1"/>
+            <wp:cNvGraphicFramePr>
+              <a:graphicFrameLocks xmlns:a="http://schemas.openxmlformats.org/drawingml/2006/main" noChangeAspect="1"/>
+            </wp:cNvGraphicFramePr>
+            <a:graphic xmlns:a="http://schemas.openxmlformats.org/drawingml/2006/main">
+              <a:graphicData uri="http://schemas.openxmlformats.org/drawingml/2006/picture">
+                <pic:pic xmlns:pic="http://schemas.openxmlformats.org/drawingml/2006/picture">
+                  <pic:nvPicPr>
+                    <pic:cNvPr id="1151470283" name=""/>
+                    <pic:cNvPicPr/>
+                  </pic:nvPicPr>
+                  <pic:blipFill>
+                    <a:blip r:embed="rId48"/>
+                    <a:stretch>
+                      <a:fillRect/>
+                    </a:stretch>
+                  </pic:blipFill>
+                  <pic:spPr>
+                    <a:xfrm>
+                      <a:off x="0" y="0"/>
+                      <a:ext cx="5039428" cy="295316"/>
+                    </a:xfrm>
+                    <a:prstGeom prst="rect">
+                      <a:avLst/>
+                    </a:prstGeom>
+                  </pic:spPr>
+                </pic:pic>
+              </a:graphicData>
+            </a:graphic>
+          </wp:inline>
+        </w:drawing>
+      </w:r>
+    </w:p>
+    <w:p>
+      <w:r>
+        <w:drawing>
+          <wp:inline distT="0" distB="0" distL="0" distR="0" wp14:anchorId="1FF6F83C" wp14:editId="24BBA6B3">
+            <wp:extent cx="5731510" cy="283845"/>
+            <wp:effectExtent l="0" t="0" r="2540" b="1905"/>
+            <wp:docPr id="1757424938" name="Picture 1"/>
+            <wp:cNvGraphicFramePr>
+              <a:graphicFrameLocks xmlns:a="http://schemas.openxmlformats.org/drawingml/2006/main" noChangeAspect="1"/>
+            </wp:cNvGraphicFramePr>
+            <a:graphic xmlns:a="http://schemas.openxmlformats.org/drawingml/2006/main">
+              <a:graphicData uri="http://schemas.openxmlformats.org/drawingml/2006/picture">
+                <pic:pic xmlns:pic="http://schemas.openxmlformats.org/drawingml/2006/picture">
+                  <pic:nvPicPr>
+                    <pic:cNvPr id="1757424938" name=""/>
+                    <pic:cNvPicPr/>
+                  </pic:nvPicPr>
+                  <pic:blipFill>
+                    <a:blip r:embed="rId49"/>
+                    <a:stretch>
+                      <a:fillRect/>
+                    </a:stretch>
+                  </pic:blipFill>
+                  <pic:spPr>
+                    <a:xfrm>
+                      <a:off x="0" y="0"/>
+                      <a:ext cx="5731510" cy="283845"/>
+                    </a:xfrm>
+                    <a:prstGeom prst="rect">
+                      <a:avLst/>
+                    </a:prstGeom>
+                  </pic:spPr>
+                </pic:pic>
+              </a:graphicData>
+            </a:graphic>
+          </wp:inline>
+        </w:drawing>
+      </w:r>
+    </w:p>
+    <w:p>
+      <w:r>
+        <w:t xml:space="preserve"> </w:t>
+      </w:r>
+      <w:r>
+        <w:drawing>
+          <wp:inline distT="0" distB="0" distL="0" distR="0" wp14:anchorId="78D89B3D" wp14:editId="28C86DF8">
+            <wp:extent cx="5344271" cy="276264"/>
+            <wp:effectExtent l="0" t="0" r="0" b="9525"/>
+            <wp:docPr id="137274355" name="Picture 1"/>
+            <wp:cNvGraphicFramePr>
+              <a:graphicFrameLocks xmlns:a="http://schemas.openxmlformats.org/drawingml/2006/main" noChangeAspect="1"/>
+            </wp:cNvGraphicFramePr>
+            <a:graphic xmlns:a="http://schemas.openxmlformats.org/drawingml/2006/main">
+              <a:graphicData uri="http://schemas.openxmlformats.org/drawingml/2006/picture">
+                <pic:pic xmlns:pic="http://schemas.openxmlformats.org/drawingml/2006/picture">
+                  <pic:nvPicPr>
+                    <pic:cNvPr id="137274355" name=""/>
+                    <pic:cNvPicPr/>
+                  </pic:nvPicPr>
+                  <pic:blipFill>
+                    <a:blip r:embed="rId50"/>
+                    <a:stretch>
+                      <a:fillRect/>
+                    </a:stretch>
+                  </pic:blipFill>
+                  <pic:spPr>
+                    <a:xfrm>
+                      <a:off x="0" y="0"/>
+                      <a:ext cx="5344271" cy="276264"/>
+                    </a:xfrm>
+                    <a:prstGeom prst="rect">
+                      <a:avLst/>
+                    </a:prstGeom>
+                  </pic:spPr>
+                </pic:pic>
+              </a:graphicData>
+            </a:graphic>
+          </wp:inline>
+        </w:drawing>
+      </w:r>
+    </w:p>
+    <w:p>
+      <w:r>
+        <w:drawing>
+          <wp:inline distT="0" distB="0" distL="0" distR="0" wp14:anchorId="0D816E2F" wp14:editId="396CC509">
+            <wp:extent cx="5582429" cy="219106"/>
+            <wp:effectExtent l="0" t="0" r="0" b="9525"/>
+            <wp:docPr id="1777764523" name="Picture 1"/>
+            <wp:cNvGraphicFramePr>
+              <a:graphicFrameLocks xmlns:a="http://schemas.openxmlformats.org/drawingml/2006/main" noChangeAspect="1"/>
+            </wp:cNvGraphicFramePr>
+            <a:graphic xmlns:a="http://schemas.openxmlformats.org/drawingml/2006/main">
+              <a:graphicData uri="http://schemas.openxmlformats.org/drawingml/2006/picture">
+                <pic:pic xmlns:pic="http://schemas.openxmlformats.org/drawingml/2006/picture">
+                  <pic:nvPicPr>
+                    <pic:cNvPr id="1777764523" name=""/>
+                    <pic:cNvPicPr/>
+                  </pic:nvPicPr>
+                  <pic:blipFill>
+                    <a:blip r:embed="rId51"/>
+                    <a:stretch>
+                      <a:fillRect/>
+                    </a:stretch>
+                  </pic:blipFill>
+                  <pic:spPr>
+                    <a:xfrm>
+                      <a:off x="0" y="0"/>
+                      <a:ext cx="5582429" cy="219106"/>
+                    </a:xfrm>
+                    <a:prstGeom prst="rect">
+                      <a:avLst/>
+                    </a:prstGeom>
+                  </pic:spPr>
+                </pic:pic>
+              </a:graphicData>
+            </a:graphic>
+          </wp:inline>
+        </w:drawing>
+      </w:r>
+    </w:p>
+    <w:p>
+      <w:r>
+        <w:drawing>
+          <wp:inline distT="0" distB="0" distL="0" distR="0" wp14:anchorId="7EE3DBE9" wp14:editId="52E5FBEF">
+            <wp:extent cx="5731510" cy="286385"/>
+            <wp:effectExtent l="0" t="0" r="2540" b="0"/>
+            <wp:docPr id="1605366989" name="Picture 1"/>
+            <wp:cNvGraphicFramePr>
+              <a:graphicFrameLocks xmlns:a="http://schemas.openxmlformats.org/drawingml/2006/main" noChangeAspect="1"/>
+            </wp:cNvGraphicFramePr>
+            <a:graphic xmlns:a="http://schemas.openxmlformats.org/drawingml/2006/main">
+              <a:graphicData uri="http://schemas.openxmlformats.org/drawingml/2006/picture">
+                <pic:pic xmlns:pic="http://schemas.openxmlformats.org/drawingml/2006/picture">
+                  <pic:nvPicPr>
+                    <pic:cNvPr id="1605366989" name=""/>
+                    <pic:cNvPicPr/>
+                  </pic:nvPicPr>
+                  <pic:blipFill>
+                    <a:blip r:embed="rId52"/>
+                    <a:stretch>
+                      <a:fillRect/>
+                    </a:stretch>
+                  </pic:blipFill>
+                  <pic:spPr>
+                    <a:xfrm>
+                      <a:off x="0" y="0"/>
+                      <a:ext cx="5731510" cy="286385"/>
+                    </a:xfrm>
+                    <a:prstGeom prst="rect">
+                      <a:avLst/>
+                    </a:prstGeom>
+                  </pic:spPr>
+                </pic:pic>
+              </a:graphicData>
+            </a:graphic>
+          </wp:inline>
+        </w:drawing>
+      </w:r>
+    </w:p>
+    <w:p>
+      <w:r>
+        <w:drawing>
+          <wp:inline distT="0" distB="0" distL="0" distR="0" wp14:anchorId="598F530D" wp14:editId="3B3275B9">
+            <wp:extent cx="5731510" cy="240665"/>
+            <wp:effectExtent l="0" t="0" r="2540" b="6985"/>
+            <wp:docPr id="386170221" name="Picture 1"/>
+            <wp:cNvGraphicFramePr>
+              <a:graphicFrameLocks xmlns:a="http://schemas.openxmlformats.org/drawingml/2006/main" noChangeAspect="1"/>
+            </wp:cNvGraphicFramePr>
+            <a:graphic xmlns:a="http://schemas.openxmlformats.org/drawingml/2006/main">
+              <a:graphicData uri="http://schemas.openxmlformats.org/drawingml/2006/picture">
+                <pic:pic xmlns:pic="http://schemas.openxmlformats.org/drawingml/2006/picture">
+                  <pic:nvPicPr>
+                    <pic:cNvPr id="386170221" name=""/>
+                    <pic:cNvPicPr/>
+                  </pic:nvPicPr>
+                  <pic:blipFill>
+                    <a:blip r:embed="rId53"/>
+                    <a:stretch>
+                      <a:fillRect/>
+                    </a:stretch>
+                  </pic:blipFill>
+                  <pic:spPr>
+                    <a:xfrm>
+                      <a:off x="0" y="0"/>
+                      <a:ext cx="5731510" cy="240665"/>
+                    </a:xfrm>
+                    <a:prstGeom prst="rect">
+                      <a:avLst/>
+                    </a:prstGeom>
+                  </pic:spPr>
+                </pic:pic>
+              </a:graphicData>
+            </a:graphic>
+          </wp:inline>
+        </w:drawing>
+      </w:r>
+    </w:p>
     <w:sectPr>
       <w:pgSz w:w="11906" w:h="16838"/>
       <w:pgMar w:top="1440" w:right="1440" w:bottom="1440" w:left="1440" w:header="708" w:footer="708" w:gutter="0"/>
